--- a/feedback/guide_utilisateur_V1.docx
+++ b/feedback/guide_utilisateur_V1.docx
@@ -60,7 +60,7 @@
           <w:sz w:val="20"/>
           <w:szCs w:val="20"/>
         </w:rPr>
-        <w:t xml:space="preserve">Document généré le 05 mai 2026</w:t>
+        <w:t xml:space="preserve">Document généré le 03 septembre 2026</w:t>
       </w:r>
     </w:p>
     <w:p>
@@ -162,7 +162,7 @@
       <w:r>
         <w:drawing>
           <wp:inline distT="0" distB="0" distL="0" distR="0">
-            <wp:extent cx="5715000" cy="16021050"/>
+            <wp:extent cx="5715000" cy="16078200"/>
             <wp:effectExtent t="0" r="0" b="0" l="0"/>
             <wp:docPr id="1" name="" descr="" title=""/>
             <wp:cNvGraphicFramePr>
@@ -187,7 +187,7 @@
                   <pic:spPr bwMode="auto">
                     <a:xfrm>
                       <a:off x="0" y="0"/>
-                      <a:ext cx="5715000" cy="16021050"/>
+                      <a:ext cx="5715000" cy="16078200"/>
                     </a:xfrm>
                     <a:prstGeom prst="rect">
                       <a:avLst/>
@@ -588,7 +588,7 @@
       <w:r>
         <w:drawing>
           <wp:inline distT="0" distB="0" distL="0" distR="0">
-            <wp:extent cx="5715000" cy="3571875"/>
+            <wp:extent cx="5715000" cy="4400550"/>
             <wp:effectExtent t="0" r="0" b="0" l="0"/>
             <wp:docPr id="1" name="" descr="" title=""/>
             <wp:cNvGraphicFramePr>
@@ -613,7 +613,7 @@
                   <pic:spPr bwMode="auto">
                     <a:xfrm>
                       <a:off x="0" y="0"/>
-                      <a:ext cx="5715000" cy="3571875"/>
+                      <a:ext cx="5715000" cy="4400550"/>
                     </a:xfrm>
                     <a:prstGeom prst="rect">
                       <a:avLst/>
@@ -3574,7 +3574,7 @@
         <w:ind w:left="360"/>
       </w:pPr>
       <w:r>
-        <w:t xml:space="preserve">4 rôles possibles : `administrateur`, `inscrit`, `membre`, `membre_premium`.</w:t>
+        <w:t xml:space="preserve">3 rôles possibles : `administrateur`, `inscrit`, `membre`.</w:t>
       </w:r>
     </w:p>
     <w:p>
@@ -3700,7 +3700,7 @@
       <w:r>
         <w:drawing>
           <wp:inline distT="0" distB="0" distL="0" distR="0">
-            <wp:extent cx="5715000" cy="3571875"/>
+            <wp:extent cx="5715000" cy="3810000"/>
             <wp:effectExtent t="0" r="0" b="0" l="0"/>
             <wp:docPr id="1" name="" descr="" title=""/>
             <wp:cNvGraphicFramePr>
@@ -3725,7 +3725,7 @@
                   <pic:spPr bwMode="auto">
                     <a:xfrm>
                       <a:off x="0" y="0"/>
-                      <a:ext cx="5715000" cy="3571875"/>
+                      <a:ext cx="5715000" cy="3810000"/>
                     </a:xfrm>
                     <a:prstGeom prst="rect">
                       <a:avLst/>
@@ -4860,7 +4860,7 @@
         <w:spacing w:after="60" w:before="60"/>
       </w:pPr>
       <w:r>
-        <w:t xml:space="preserve">Définit l'accès (`membres`, `premium`, `tous`).</w:t>
+        <w:t xml:space="preserve">Définit l'accès (`membres`, `tous`).</w:t>
       </w:r>
     </w:p>
     <w:p>
@@ -4982,7 +4982,7 @@
         <w:ind w:left="360"/>
       </w:pPr>
       <w:r>
-        <w:t xml:space="preserve">3 niveaux d'accès : `membres`, `premium` (sous-ensemble), `tous` (membres + premium).</w:t>
+        <w:t xml:space="preserve">2 niveaux d'accès : `membres`, `tous`.</w:t>
       </w:r>
     </w:p>
     <w:p>
@@ -8012,19 +8012,6 @@
     </w:p>
     <w:p>
       <w:pPr>
-        <w:pStyle w:val="ListParagraph"/>
-        <w:numPr>
-          <w:ilvl w:val="0"/>
-          <w:numId w:val="1"/>
-        </w:numPr>
-        <w:spacing w:after="40" w:before="40"/>
-      </w:pPr>
-      <w:r>
-        <w:t xml:space="preserve">Rôle `membre_premium` → redirection vers /espace-membre-premium.</w:t>
-      </w:r>
-    </w:p>
-    <w:p>
-      <w:pPr>
         <w:pStyle w:val="Heading2"/>
         <w:spacing w:after="120" w:before="240"/>
       </w:pPr>
@@ -9238,19 +9225,6 @@
     </w:p>
     <w:p>
       <w:pPr>
-        <w:pStyle w:val="ListParagraph"/>
-        <w:numPr>
-          <w:ilvl w:val="0"/>
-          <w:numId w:val="1"/>
-        </w:numPr>
-        <w:spacing w:after="40" w:before="40"/>
-      </w:pPr>
-      <w:r>
-        <w:t xml:space="preserve">Membre premium → version enrichie (articles supplémentaires) — à vérifier côté /espace-membre-premium/magazine.</w:t>
-      </w:r>
-    </w:p>
-    <w:p>
-      <w:pPr>
         <w:pStyle w:val="Heading2"/>
         <w:spacing w:after="120" w:before="240"/>
       </w:pPr>
@@ -9269,19 +9243,6 @@
       </w:pPr>
       <w:r>
         <w:t xml:space="preserve">Stockage : bucket Supabase Storage privé, accès via signed URL.</w:t>
-      </w:r>
-    </w:p>
-    <w:p>
-      <w:pPr>
-        <w:pBdr>
-          <w:left w:val="single" w:color="EAB308" w:sz="18" w:space="6"/>
-        </w:pBdr>
-        <w:shd w:fill="FEFCE8" w:color="auto" w:val="clear"/>
-        <w:spacing w:after="60" w:before="60"/>
-        <w:ind w:left="360"/>
-      </w:pPr>
-      <w:r>
-        <w:t xml:space="preserve">Visibilité fonction du rôle : `membre` voit la version standard, `membre_premium` voit la version premium.</w:t>
       </w:r>
     </w:p>
     <w:p>
@@ -9717,2019 +9678,6 @@
       </w:pPr>
       <w:r>
         <w:t xml:space="preserve">Profil membre mis à jour, éventuelle session invalidée si mot de passe changé.</w:t>
-      </w:r>
-    </w:p>
-    <w:p>
-      <w:r>
-        <w:br w:type="page"/>
-      </w:r>
-    </w:p>
-    <w:p>
-      <w:pPr>
-        <w:pStyle w:val="Heading1"/>
-        <w:spacing w:after="120" w:before="240"/>
-      </w:pPr>
-      <w:r>
-        <w:rPr>
-          <w:b/>
-          <w:bCs/>
-        </w:rPr>
-        <w:t xml:space="preserve">23. Premium · Tableau de bord</w:t>
-      </w:r>
-    </w:p>
-    <w:p>
-      <w:pPr>
-        <w:spacing w:after="120" w:before="0"/>
-      </w:pPr>
-      <w:r>
-        <w:rPr>
-          <w:color w:val="6B7280"/>
-          <w:sz w:val="18"/>
-          <w:szCs w:val="18"/>
-        </w:rPr>
-        <w:t xml:space="preserve">Espace membre premium (rôle membre_premium)  ·  </w:t>
-      </w:r>
-      <w:r>
-        <w:rPr>
-          <w:rFonts w:ascii="Consolas" w:cs="Consolas" w:eastAsia="Consolas" w:hAnsi="Consolas"/>
-          <w:color w:val="4338CA"/>
-          <w:sz w:val="18"/>
-          <w:szCs w:val="18"/>
-        </w:rPr>
-        <w:t xml:space="preserve">/espace-membre-premium</w:t>
-      </w:r>
-    </w:p>
-    <w:p>
-      <w:pPr>
-        <w:spacing w:after="200" w:before="0"/>
-      </w:pPr>
-      <w:r>
-        <w:rPr>
-          <w:i/>
-          <w:iCs/>
-          <w:sz w:val="20"/>
-          <w:szCs w:val="20"/>
-        </w:rPr>
-        <w:t xml:space="preserve">Page d'accueil de l'espace premium, avec contenus exclusifs et avantages.</w:t>
-      </w:r>
-    </w:p>
-    <w:p>
-      <w:pPr>
-        <w:spacing w:after="200" w:before="0"/>
-        <w:jc w:val="center"/>
-      </w:pPr>
-      <w:r>
-        <w:drawing>
-          <wp:inline distT="0" distB="0" distL="0" distR="0">
-            <wp:extent cx="5715000" cy="3667125"/>
-            <wp:effectExtent t="0" r="0" b="0" l="0"/>
-            <wp:docPr id="1" name="" descr="" title=""/>
-            <wp:cNvGraphicFramePr>
-              <a:graphicFrameLocks xmlns:a="http://schemas.openxmlformats.org/drawingml/2006/main" noChangeAspect="1"/>
-            </wp:cNvGraphicFramePr>
-            <a:graphic xmlns:a="http://schemas.openxmlformats.org/drawingml/2006/main">
-              <a:graphicData uri="http://schemas.openxmlformats.org/drawingml/2006/picture">
-                <pic:pic xmlns:pic="http://schemas.openxmlformats.org/drawingml/2006/picture">
-                  <pic:nvPicPr>
-                    <pic:cNvPr id="0" name="" descr=""/>
-                    <pic:cNvPicPr>
-                      <a:picLocks noChangeAspect="1" noChangeArrowheads="1"/>
-                    </pic:cNvPicPr>
-                  </pic:nvPicPr>
-                  <pic:blipFill>
-                    <a:blip r:embed="rId29" cstate="none"/>
-                    <a:srcRect/>
-                    <a:stretch>
-                      <a:fillRect/>
-                    </a:stretch>
-                  </pic:blipFill>
-                  <pic:spPr bwMode="auto">
-                    <a:xfrm>
-                      <a:off x="0" y="0"/>
-                      <a:ext cx="5715000" cy="3667125"/>
-                    </a:xfrm>
-                    <a:prstGeom prst="rect">
-                      <a:avLst/>
-                    </a:prstGeom>
-                  </pic:spPr>
-                </pic:pic>
-              </a:graphicData>
-            </a:graphic>
-          </wp:inline>
-        </w:drawing>
-      </w:r>
-    </w:p>
-    <w:tbl>
-      <w:tblPr>
-        <w:tblW w:type="pct" w:w="100%"/>
-        <w:tblBorders>
-          <w:top w:val="single" w:color="auto" w:sz="4"/>
-          <w:left w:val="single" w:color="auto" w:sz="4"/>
-          <w:bottom w:val="single" w:color="auto" w:sz="4"/>
-          <w:right w:val="single" w:color="auto" w:sz="4"/>
-          <w:insideH w:val="single" w:color="auto" w:sz="4"/>
-          <w:insideV w:val="single" w:color="auto" w:sz="4"/>
-        </w:tblBorders>
-      </w:tblPr>
-      <w:tblGrid>
-        <w:gridCol w:w="100"/>
-        <w:gridCol w:w="100"/>
-      </w:tblGrid>
-      <w:tr>
-        <w:tc>
-          <w:tcPr>
-            <w:tcW w:type="pct" w:w="50%"/>
-            <w:tcBorders>
-              <w:top w:val="single" w:color="E5E7EB" w:sz="6"/>
-              <w:left w:val="single" w:color="E5E7EB" w:sz="6"/>
-              <w:bottom w:val="single" w:color="E5E7EB" w:sz="6"/>
-              <w:right w:val="single" w:color="E5E7EB" w:sz="6"/>
-            </w:tcBorders>
-            <w:shd w:fill="F9FAFB" w:color="auto" w:val="clear"/>
-          </w:tcPr>
-          <w:p>
-            <w:pPr>
-              <w:spacing w:after="40" w:before="60"/>
-            </w:pPr>
-            <w:r>
-              <w:rPr>
-                <w:b/>
-                <w:bCs/>
-                <w:caps/>
-                <w:color w:val="6B7280"/>
-                <w:sz w:val="18"/>
-                <w:szCs w:val="18"/>
-              </w:rPr>
-              <w:t xml:space="preserve">Pour qui ?</w:t>
-            </w:r>
-          </w:p>
-          <w:p>
-            <w:pPr>
-              <w:spacing w:after="80" w:before="0"/>
-            </w:pPr>
-            <w:r>
-              <w:rPr>
-                <w:sz w:val="22"/>
-                <w:szCs w:val="22"/>
-              </w:rPr>
-              <w:t xml:space="preserve">Membre premium (rôle `membre_premium`).</w:t>
-            </w:r>
-          </w:p>
-        </w:tc>
-        <w:tc>
-          <w:tcPr>
-            <w:tcW w:type="pct" w:w="50%"/>
-            <w:tcBorders>
-              <w:top w:val="single" w:color="E5E7EB" w:sz="6"/>
-              <w:left w:val="single" w:color="E5E7EB" w:sz="6"/>
-              <w:bottom w:val="single" w:color="E5E7EB" w:sz="6"/>
-              <w:right w:val="single" w:color="E5E7EB" w:sz="6"/>
-            </w:tcBorders>
-            <w:shd w:fill="F9FAFB" w:color="auto" w:val="clear"/>
-          </w:tcPr>
-          <w:p>
-            <w:pPr>
-              <w:spacing w:after="40" w:before="60"/>
-            </w:pPr>
-            <w:r>
-              <w:rPr>
-                <w:b/>
-                <w:bCs/>
-                <w:caps/>
-                <w:color w:val="6B7280"/>
-                <w:sz w:val="18"/>
-                <w:szCs w:val="18"/>
-              </w:rPr>
-              <w:t xml:space="preserve">À quoi ça sert ?</w:t>
-            </w:r>
-          </w:p>
-          <w:p>
-            <w:pPr>
-              <w:spacing w:after="80" w:before="0"/>
-            </w:pPr>
-            <w:r>
-              <w:rPr>
-                <w:sz w:val="22"/>
-                <w:szCs w:val="22"/>
-              </w:rPr>
-              <w:t xml:space="preserve">Accéder à un espace personnalisé avec contenus et avantages exclusifs, sans rupture d'expérience avec l'espace standard.</w:t>
-            </w:r>
-          </w:p>
-        </w:tc>
-      </w:tr>
-    </w:tbl>
-    <w:p>
-      <w:pPr>
-        <w:pStyle w:val="Heading2"/>
-        <w:spacing w:after="120" w:before="240"/>
-      </w:pPr>
-      <w:r>
-        <w:t xml:space="preserve">Avant de commencer</w:t>
-      </w:r>
-    </w:p>
-    <w:p>
-      <w:pPr>
-        <w:pStyle w:val="ListParagraph"/>
-        <w:numPr>
-          <w:ilvl w:val="0"/>
-          <w:numId w:val="1"/>
-        </w:numPr>
-        <w:spacing w:after="40" w:before="40"/>
-      </w:pPr>
-      <w:r>
-        <w:t xml:space="preserve">Session active avec rôle `membre_premium` ou `administrateur` (RoleGuard).</w:t>
-      </w:r>
-    </w:p>
-    <w:p>
-      <w:pPr>
-        <w:pStyle w:val="ListParagraph"/>
-        <w:numPr>
-          <w:ilvl w:val="0"/>
-          <w:numId w:val="1"/>
-        </w:numPr>
-        <w:spacing w:after="40" w:before="40"/>
-      </w:pPr>
-      <w:r>
-        <w:t xml:space="preserve">Abonnement premium en cours de validité (`fin_abonnement &gt;= today`).</w:t>
-      </w:r>
-    </w:p>
-    <w:p>
-      <w:pPr>
-        <w:pStyle w:val="Heading2"/>
-        <w:spacing w:after="120" w:before="240"/>
-      </w:pPr>
-      <w:r>
-        <w:t xml:space="preserve">Comment faire, étape par étape</w:t>
-      </w:r>
-    </w:p>
-    <w:p>
-      <w:pPr>
-        <w:pStyle w:val="ListParagraph"/>
-        <w:numPr>
-          <w:ilvl w:val="0"/>
-          <w:numId w:val="2"/>
-        </w:numPr>
-        <w:spacing w:after="60" w:before="60"/>
-      </w:pPr>
-      <w:r>
-        <w:t xml:space="preserve">Se connecte → redirection vers /espace-membre-premium si rôle premium.</w:t>
-      </w:r>
-    </w:p>
-    <w:p>
-      <w:pPr>
-        <w:pStyle w:val="ListParagraph"/>
-        <w:numPr>
-          <w:ilvl w:val="0"/>
-          <w:numId w:val="2"/>
-        </w:numPr>
-        <w:spacing w:after="60" w:before="60"/>
-      </w:pPr>
-      <w:r>
-        <w:t xml:space="preserve">Voit son tableau de bord enrichi : prochain atelier, magazine premium, contenu exclusif.</w:t>
-      </w:r>
-    </w:p>
-    <w:p>
-      <w:pPr>
-        <w:pStyle w:val="ListParagraph"/>
-        <w:numPr>
-          <w:ilvl w:val="0"/>
-          <w:numId w:val="2"/>
-        </w:numPr>
-        <w:spacing w:after="60" w:before="60"/>
-      </w:pPr>
-      <w:r>
-        <w:t xml:space="preserve">Clique sur un raccourci → navigation vers les sous-pages premium.</w:t>
-      </w:r>
-    </w:p>
-    <w:p>
-      <w:pPr>
-        <w:pStyle w:val="Heading2"/>
-        <w:spacing w:after="120" w:before="240"/>
-      </w:pPr>
-      <w:r>
-        <w:t xml:space="preserve">Cas particuliers</w:t>
-      </w:r>
-    </w:p>
-    <w:p>
-      <w:pPr>
-        <w:pStyle w:val="ListParagraph"/>
-        <w:numPr>
-          <w:ilvl w:val="0"/>
-          <w:numId w:val="1"/>
-        </w:numPr>
-        <w:spacing w:after="40" w:before="40"/>
-      </w:pPr>
-      <w:r>
-        <w:t xml:space="preserve">Abonnement expiré → redirection vers une page de renouvellement (à concevoir).</w:t>
-      </w:r>
-    </w:p>
-    <w:p>
-      <w:pPr>
-        <w:pStyle w:val="ListParagraph"/>
-        <w:numPr>
-          <w:ilvl w:val="0"/>
-          <w:numId w:val="1"/>
-        </w:numPr>
-        <w:spacing w:after="40" w:before="40"/>
-      </w:pPr>
-      <w:r>
-        <w:t xml:space="preserve">Rôle non premium → redirection vers /espace-membre standard.</w:t>
-      </w:r>
-    </w:p>
-    <w:p>
-      <w:pPr>
-        <w:pStyle w:val="ListParagraph"/>
-        <w:numPr>
-          <w:ilvl w:val="0"/>
-          <w:numId w:val="1"/>
-        </w:numPr>
-        <w:spacing w:after="40" w:before="40"/>
-      </w:pPr>
-      <w:r>
-        <w:t xml:space="preserve">Aucun atelier ni contenu → empty state contextualisé premium.</w:t>
-      </w:r>
-    </w:p>
-    <w:p>
-      <w:pPr>
-        <w:pStyle w:val="Heading2"/>
-        <w:spacing w:after="120" w:before="240"/>
-      </w:pPr>
-      <w:r>
-        <w:t xml:space="preserve">Bon à savoir</w:t>
-      </w:r>
-    </w:p>
-    <w:p>
-      <w:pPr>
-        <w:pBdr>
-          <w:left w:val="single" w:color="EAB308" w:sz="18" w:space="6"/>
-        </w:pBdr>
-        <w:shd w:fill="FEFCE8" w:color="auto" w:val="clear"/>
-        <w:spacing w:after="60" w:before="60"/>
-        <w:ind w:left="360"/>
-      </w:pPr>
-      <w:r>
-        <w:t xml:space="preserve">Visibilité réservée aux rôles `membre_premium` et `administrateur`.</w:t>
-      </w:r>
-    </w:p>
-    <w:p>
-      <w:pPr>
-        <w:pBdr>
-          <w:left w:val="single" w:color="EAB308" w:sz="18" w:space="6"/>
-        </w:pBdr>
-        <w:shd w:fill="FEFCE8" w:color="auto" w:val="clear"/>
-        <w:spacing w:after="60" w:before="60"/>
-        <w:ind w:left="360"/>
-      </w:pPr>
-      <w:r>
-        <w:t xml:space="preserve">Vérification de validité d'abonnement à chaque chargement (à coupler avec un trigger DB).</w:t>
-      </w:r>
-    </w:p>
-    <w:p>
-      <w:pPr>
-        <w:pBdr>
-          <w:left w:val="single" w:color="EAB308" w:sz="18" w:space="6"/>
-        </w:pBdr>
-        <w:shd w:fill="FEFCE8" w:color="auto" w:val="clear"/>
-        <w:spacing w:after="60" w:before="60"/>
-        <w:ind w:left="360"/>
-      </w:pPr>
-      <w:r>
-        <w:t xml:space="preserve">RLS : strictement la même que pour le membre standard, sauf accès à des bucket Storage spécifiques (`magazine_premium`).</w:t>
-      </w:r>
-    </w:p>
-    <w:p>
-      <w:pPr>
-        <w:pStyle w:val="Heading2"/>
-        <w:spacing w:after="120" w:before="240"/>
-      </w:pPr>
-      <w:r>
-        <w:t xml:space="preserve">À la fin</w:t>
-      </w:r>
-    </w:p>
-    <w:p>
-      <w:pPr>
-        <w:pBdr>
-          <w:left w:val="single" w:color="10B981" w:sz="24" w:space="8"/>
-        </w:pBdr>
-        <w:shd w:fill="ECFDF5" w:color="auto" w:val="clear"/>
-        <w:spacing w:after="120" w:before="80"/>
-        <w:ind w:left="240"/>
-      </w:pPr>
-      <w:r>
-        <w:t xml:space="preserve">Membre premium orientée vers ses contenus exclusifs ou ses prochaines actions.</w:t>
-      </w:r>
-    </w:p>
-    <w:p>
-      <w:r>
-        <w:br w:type="page"/>
-      </w:r>
-    </w:p>
-    <w:p>
-      <w:pPr>
-        <w:pStyle w:val="Heading1"/>
-        <w:spacing w:after="120" w:before="240"/>
-      </w:pPr>
-      <w:r>
-        <w:rPr>
-          <w:b/>
-          <w:bCs/>
-        </w:rPr>
-        <w:t xml:space="preserve">24. Premium · Ateliers</w:t>
-      </w:r>
-    </w:p>
-    <w:p>
-      <w:pPr>
-        <w:spacing w:after="120" w:before="0"/>
-      </w:pPr>
-      <w:r>
-        <w:rPr>
-          <w:color w:val="6B7280"/>
-          <w:sz w:val="18"/>
-          <w:szCs w:val="18"/>
-        </w:rPr>
-        <w:t xml:space="preserve">Espace membre premium (rôle membre_premium)  ·  </w:t>
-      </w:r>
-      <w:r>
-        <w:rPr>
-          <w:rFonts w:ascii="Consolas" w:cs="Consolas" w:eastAsia="Consolas" w:hAnsi="Consolas"/>
-          <w:color w:val="4338CA"/>
-          <w:sz w:val="18"/>
-          <w:szCs w:val="18"/>
-        </w:rPr>
-        <w:t xml:space="preserve">/espace-membre-premium/ateliers</w:t>
-      </w:r>
-    </w:p>
-    <w:p>
-      <w:pPr>
-        <w:spacing w:after="200" w:before="0"/>
-      </w:pPr>
-      <w:r>
-        <w:rPr>
-          <w:i/>
-          <w:iCs/>
-          <w:sz w:val="20"/>
-          <w:szCs w:val="20"/>
-        </w:rPr>
-        <w:t xml:space="preserve">Catalogue des ateliers, version premium (priorité d'accès, tarif réduit, ateliers exclusifs).</w:t>
-      </w:r>
-    </w:p>
-    <w:p>
-      <w:pPr>
-        <w:spacing w:after="200" w:before="0"/>
-        <w:jc w:val="center"/>
-      </w:pPr>
-      <w:r>
-        <w:drawing>
-          <wp:inline distT="0" distB="0" distL="0" distR="0">
-            <wp:extent cx="5715000" cy="4286250"/>
-            <wp:effectExtent t="0" r="0" b="0" l="0"/>
-            <wp:docPr id="1" name="" descr="" title=""/>
-            <wp:cNvGraphicFramePr>
-              <a:graphicFrameLocks xmlns:a="http://schemas.openxmlformats.org/drawingml/2006/main" noChangeAspect="1"/>
-            </wp:cNvGraphicFramePr>
-            <a:graphic xmlns:a="http://schemas.openxmlformats.org/drawingml/2006/main">
-              <a:graphicData uri="http://schemas.openxmlformats.org/drawingml/2006/picture">
-                <pic:pic xmlns:pic="http://schemas.openxmlformats.org/drawingml/2006/picture">
-                  <pic:nvPicPr>
-                    <pic:cNvPr id="0" name="" descr=""/>
-                    <pic:cNvPicPr>
-                      <a:picLocks noChangeAspect="1" noChangeArrowheads="1"/>
-                    </pic:cNvPicPr>
-                  </pic:nvPicPr>
-                  <pic:blipFill>
-                    <a:blip r:embed="rId30" cstate="none"/>
-                    <a:srcRect/>
-                    <a:stretch>
-                      <a:fillRect/>
-                    </a:stretch>
-                  </pic:blipFill>
-                  <pic:spPr bwMode="auto">
-                    <a:xfrm>
-                      <a:off x="0" y="0"/>
-                      <a:ext cx="5715000" cy="4286250"/>
-                    </a:xfrm>
-                    <a:prstGeom prst="rect">
-                      <a:avLst/>
-                    </a:prstGeom>
-                  </pic:spPr>
-                </pic:pic>
-              </a:graphicData>
-            </a:graphic>
-          </wp:inline>
-        </w:drawing>
-      </w:r>
-    </w:p>
-    <w:tbl>
-      <w:tblPr>
-        <w:tblW w:type="pct" w:w="100%"/>
-        <w:tblBorders>
-          <w:top w:val="single" w:color="auto" w:sz="4"/>
-          <w:left w:val="single" w:color="auto" w:sz="4"/>
-          <w:bottom w:val="single" w:color="auto" w:sz="4"/>
-          <w:right w:val="single" w:color="auto" w:sz="4"/>
-          <w:insideH w:val="single" w:color="auto" w:sz="4"/>
-          <w:insideV w:val="single" w:color="auto" w:sz="4"/>
-        </w:tblBorders>
-      </w:tblPr>
-      <w:tblGrid>
-        <w:gridCol w:w="100"/>
-        <w:gridCol w:w="100"/>
-      </w:tblGrid>
-      <w:tr>
-        <w:tc>
-          <w:tcPr>
-            <w:tcW w:type="pct" w:w="50%"/>
-            <w:tcBorders>
-              <w:top w:val="single" w:color="E5E7EB" w:sz="6"/>
-              <w:left w:val="single" w:color="E5E7EB" w:sz="6"/>
-              <w:bottom w:val="single" w:color="E5E7EB" w:sz="6"/>
-              <w:right w:val="single" w:color="E5E7EB" w:sz="6"/>
-            </w:tcBorders>
-            <w:shd w:fill="F9FAFB" w:color="auto" w:val="clear"/>
-          </w:tcPr>
-          <w:p>
-            <w:pPr>
-              <w:spacing w:after="40" w:before="60"/>
-            </w:pPr>
-            <w:r>
-              <w:rPr>
-                <w:b/>
-                <w:bCs/>
-                <w:caps/>
-                <w:color w:val="6B7280"/>
-                <w:sz w:val="18"/>
-                <w:szCs w:val="18"/>
-              </w:rPr>
-              <w:t xml:space="preserve">Pour qui ?</w:t>
-            </w:r>
-          </w:p>
-          <w:p>
-            <w:pPr>
-              <w:spacing w:after="80" w:before="0"/>
-            </w:pPr>
-            <w:r>
-              <w:rPr>
-                <w:sz w:val="22"/>
-                <w:szCs w:val="22"/>
-              </w:rPr>
-              <w:t xml:space="preserve">Membre premium s'inscrivant à un atelier.</w:t>
-            </w:r>
-          </w:p>
-        </w:tc>
-        <w:tc>
-          <w:tcPr>
-            <w:tcW w:type="pct" w:w="50%"/>
-            <w:tcBorders>
-              <w:top w:val="single" w:color="E5E7EB" w:sz="6"/>
-              <w:left w:val="single" w:color="E5E7EB" w:sz="6"/>
-              <w:bottom w:val="single" w:color="E5E7EB" w:sz="6"/>
-              <w:right w:val="single" w:color="E5E7EB" w:sz="6"/>
-            </w:tcBorders>
-            <w:shd w:fill="F9FAFB" w:color="auto" w:val="clear"/>
-          </w:tcPr>
-          <w:p>
-            <w:pPr>
-              <w:spacing w:after="40" w:before="60"/>
-            </w:pPr>
-            <w:r>
-              <w:rPr>
-                <w:b/>
-                <w:bCs/>
-                <w:caps/>
-                <w:color w:val="6B7280"/>
-                <w:sz w:val="18"/>
-                <w:szCs w:val="18"/>
-              </w:rPr>
-              <w:t xml:space="preserve">À quoi ça sert ?</w:t>
-            </w:r>
-          </w:p>
-          <w:p>
-            <w:pPr>
-              <w:spacing w:after="80" w:before="0"/>
-            </w:pPr>
-            <w:r>
-              <w:rPr>
-                <w:sz w:val="22"/>
-                <w:szCs w:val="22"/>
-              </w:rPr>
-              <w:t xml:space="preserve">Bénéficier d'un accès prioritaire et / ou d'un tarif réduit aux ateliers du club.</w:t>
-            </w:r>
-          </w:p>
-        </w:tc>
-      </w:tr>
-    </w:tbl>
-    <w:p>
-      <w:pPr>
-        <w:pStyle w:val="Heading2"/>
-        <w:spacing w:after="120" w:before="240"/>
-      </w:pPr>
-      <w:r>
-        <w:t xml:space="preserve">Avant de commencer</w:t>
-      </w:r>
-    </w:p>
-    <w:p>
-      <w:pPr>
-        <w:pStyle w:val="ListParagraph"/>
-        <w:numPr>
-          <w:ilvl w:val="0"/>
-          <w:numId w:val="1"/>
-        </w:numPr>
-        <w:spacing w:after="40" w:before="40"/>
-      </w:pPr>
-      <w:r>
-        <w:t xml:space="preserve">Session premium active.</w:t>
-      </w:r>
-    </w:p>
-    <w:p>
-      <w:pPr>
-        <w:pStyle w:val="ListParagraph"/>
-        <w:numPr>
-          <w:ilvl w:val="0"/>
-          <w:numId w:val="1"/>
-        </w:numPr>
-        <w:spacing w:after="40" w:before="40"/>
-      </w:pPr>
-      <w:r>
-        <w:t xml:space="preserve">Au moins un atelier publié à venir.</w:t>
-      </w:r>
-    </w:p>
-    <w:p>
-      <w:pPr>
-        <w:pStyle w:val="Heading2"/>
-        <w:spacing w:after="120" w:before="240"/>
-      </w:pPr>
-      <w:r>
-        <w:t xml:space="preserve">Comment faire, étape par étape</w:t>
-      </w:r>
-    </w:p>
-    <w:p>
-      <w:pPr>
-        <w:pStyle w:val="ListParagraph"/>
-        <w:numPr>
-          <w:ilvl w:val="0"/>
-          <w:numId w:val="2"/>
-        </w:numPr>
-        <w:spacing w:after="60" w:before="60"/>
-      </w:pPr>
-      <w:r>
-        <w:t xml:space="preserve">Arrive sur /espace-membre-premium/ateliers.</w:t>
-      </w:r>
-    </w:p>
-    <w:p>
-      <w:pPr>
-        <w:pStyle w:val="ListParagraph"/>
-        <w:numPr>
-          <w:ilvl w:val="0"/>
-          <w:numId w:val="2"/>
-        </w:numPr>
-        <w:spacing w:after="60" w:before="60"/>
-      </w:pPr>
-      <w:r>
-        <w:t xml:space="preserve">Voit la liste avec mise en avant des ateliers exclusifs et tarifs premium.</w:t>
-      </w:r>
-    </w:p>
-    <w:p>
-      <w:pPr>
-        <w:pStyle w:val="ListParagraph"/>
-        <w:numPr>
-          <w:ilvl w:val="0"/>
-          <w:numId w:val="2"/>
-        </w:numPr>
-        <w:spacing w:after="60" w:before="60"/>
-      </w:pPr>
-      <w:r>
-        <w:t xml:space="preserve">Clique « M'inscrire » → inscription en 1 clic au tarif premium.</w:t>
-      </w:r>
-    </w:p>
-    <w:p>
-      <w:pPr>
-        <w:pStyle w:val="ListParagraph"/>
-        <w:numPr>
-          <w:ilvl w:val="0"/>
-          <w:numId w:val="2"/>
-        </w:numPr>
-        <w:spacing w:after="60" w:before="60"/>
-      </w:pPr>
-      <w:r>
-        <w:t xml:space="preserve">Toast de confirmation et badge « Inscrite » immédiat.</w:t>
-      </w:r>
-    </w:p>
-    <w:p>
-      <w:pPr>
-        <w:pStyle w:val="Heading2"/>
-        <w:spacing w:after="120" w:before="240"/>
-      </w:pPr>
-      <w:r>
-        <w:t xml:space="preserve">Cas particuliers</w:t>
-      </w:r>
-    </w:p>
-    <w:p>
-      <w:pPr>
-        <w:pStyle w:val="ListParagraph"/>
-        <w:numPr>
-          <w:ilvl w:val="0"/>
-          <w:numId w:val="1"/>
-        </w:numPr>
-        <w:spacing w:after="40" w:before="40"/>
-      </w:pPr>
-      <w:r>
-        <w:t xml:space="preserve">Atelier exclusif premium → invisible pour les non-premium (filtre côté DB).</w:t>
-      </w:r>
-    </w:p>
-    <w:p>
-      <w:pPr>
-        <w:pStyle w:val="ListParagraph"/>
-        <w:numPr>
-          <w:ilvl w:val="0"/>
-          <w:numId w:val="1"/>
-        </w:numPr>
-        <w:spacing w:after="40" w:before="40"/>
-      </w:pPr>
-      <w:r>
-        <w:t xml:space="preserve">Atelier complet → liste d'attente avec priorité premium.</w:t>
-      </w:r>
-    </w:p>
-    <w:p>
-      <w:pPr>
-        <w:pStyle w:val="ListParagraph"/>
-        <w:numPr>
-          <w:ilvl w:val="0"/>
-          <w:numId w:val="1"/>
-        </w:numPr>
-        <w:spacing w:after="40" w:before="40"/>
-      </w:pPr>
-      <w:r>
-        <w:t xml:space="preserve">Erreur de paiement → retry possible sans perdre la pré-réservation pendant 15 minutes.</w:t>
-      </w:r>
-    </w:p>
-    <w:p>
-      <w:pPr>
-        <w:pStyle w:val="Heading2"/>
-        <w:spacing w:after="120" w:before="240"/>
-      </w:pPr>
-      <w:r>
-        <w:t xml:space="preserve">Bon à savoir</w:t>
-      </w:r>
-    </w:p>
-    <w:p>
-      <w:pPr>
-        <w:pBdr>
-          <w:left w:val="single" w:color="EAB308" w:sz="18" w:space="6"/>
-        </w:pBdr>
-        <w:shd w:fill="FEFCE8" w:color="auto" w:val="clear"/>
-        <w:spacing w:after="60" w:before="60"/>
-        <w:ind w:left="360"/>
-      </w:pPr>
-      <w:r>
-        <w:t xml:space="preserve">Tarif appliqué : `tarif_premium` (champ à ajouter ?) ou règle de remise globale (-X% sur `tarif_standard`).</w:t>
-      </w:r>
-    </w:p>
-    <w:p>
-      <w:pPr>
-        <w:pBdr>
-          <w:left w:val="single" w:color="EAB308" w:sz="18" w:space="6"/>
-        </w:pBdr>
-        <w:shd w:fill="FEFCE8" w:color="auto" w:val="clear"/>
-        <w:spacing w:after="60" w:before="60"/>
-        <w:ind w:left="360"/>
-      </w:pPr>
-      <w:r>
-        <w:t xml:space="preserve">Accès anticipé : ateliers ouverts aux premium 48h avant les standards (à confirmer côté trigger).</w:t>
-      </w:r>
-    </w:p>
-    <w:p>
-      <w:pPr>
-        <w:pBdr>
-          <w:left w:val="single" w:color="EAB308" w:sz="18" w:space="6"/>
-        </w:pBdr>
-        <w:shd w:fill="FEFCE8" w:color="auto" w:val="clear"/>
-        <w:spacing w:after="60" w:before="60"/>
-        <w:ind w:left="360"/>
-      </w:pPr>
-      <w:r>
-        <w:t xml:space="preserve">Ateliers `exclusif_premium = true` invisibles au rôle `membre`.</w:t>
-      </w:r>
-    </w:p>
-    <w:p>
-      <w:pPr>
-        <w:pStyle w:val="Heading2"/>
-        <w:spacing w:after="120" w:before="240"/>
-      </w:pPr>
-      <w:r>
-        <w:t xml:space="preserve">À la fin</w:t>
-      </w:r>
-    </w:p>
-    <w:p>
-      <w:pPr>
-        <w:pBdr>
-          <w:left w:val="single" w:color="10B981" w:sz="24" w:space="8"/>
-        </w:pBdr>
-        <w:shd w:fill="ECFDF5" w:color="auto" w:val="clear"/>
-        <w:spacing w:after="120" w:before="80"/>
-        <w:ind w:left="240"/>
-      </w:pPr>
-      <w:r>
-        <w:t xml:space="preserve">Inscription créée au tarif premium, place réservée prioritairement.</w:t>
-      </w:r>
-    </w:p>
-    <w:p>
-      <w:r>
-        <w:br w:type="page"/>
-      </w:r>
-    </w:p>
-    <w:p>
-      <w:pPr>
-        <w:pStyle w:val="Heading1"/>
-        <w:spacing w:after="120" w:before="240"/>
-      </w:pPr>
-      <w:r>
-        <w:rPr>
-          <w:b/>
-          <w:bCs/>
-        </w:rPr>
-        <w:t xml:space="preserve">25. Premium · Mes inscriptions</w:t>
-      </w:r>
-    </w:p>
-    <w:p>
-      <w:pPr>
-        <w:spacing w:after="120" w:before="0"/>
-      </w:pPr>
-      <w:r>
-        <w:rPr>
-          <w:color w:val="6B7280"/>
-          <w:sz w:val="18"/>
-          <w:szCs w:val="18"/>
-        </w:rPr>
-        <w:t xml:space="preserve">Espace membre premium (rôle membre_premium)  ·  </w:t>
-      </w:r>
-      <w:r>
-        <w:rPr>
-          <w:rFonts w:ascii="Consolas" w:cs="Consolas" w:eastAsia="Consolas" w:hAnsi="Consolas"/>
-          <w:color w:val="4338CA"/>
-          <w:sz w:val="18"/>
-          <w:szCs w:val="18"/>
-        </w:rPr>
-        <w:t xml:space="preserve">/espace-membre-premium/inscriptions</w:t>
-      </w:r>
-    </w:p>
-    <w:p>
-      <w:pPr>
-        <w:spacing w:after="200" w:before="0"/>
-      </w:pPr>
-      <w:r>
-        <w:rPr>
-          <w:i/>
-          <w:iCs/>
-          <w:sz w:val="20"/>
-          <w:szCs w:val="20"/>
-        </w:rPr>
-        <w:t xml:space="preserve">Suivi des inscriptions de la membre premium (équivalent membre standard avec services additionnels).</w:t>
-      </w:r>
-    </w:p>
-    <w:p>
-      <w:pPr>
-        <w:spacing w:after="200" w:before="0"/>
-        <w:jc w:val="center"/>
-      </w:pPr>
-      <w:r>
-        <w:drawing>
-          <wp:inline distT="0" distB="0" distL="0" distR="0">
-            <wp:extent cx="5715000" cy="3571875"/>
-            <wp:effectExtent t="0" r="0" b="0" l="0"/>
-            <wp:docPr id="1" name="" descr="" title=""/>
-            <wp:cNvGraphicFramePr>
-              <a:graphicFrameLocks xmlns:a="http://schemas.openxmlformats.org/drawingml/2006/main" noChangeAspect="1"/>
-            </wp:cNvGraphicFramePr>
-            <a:graphic xmlns:a="http://schemas.openxmlformats.org/drawingml/2006/main">
-              <a:graphicData uri="http://schemas.openxmlformats.org/drawingml/2006/picture">
-                <pic:pic xmlns:pic="http://schemas.openxmlformats.org/drawingml/2006/picture">
-                  <pic:nvPicPr>
-                    <pic:cNvPr id="0" name="" descr=""/>
-                    <pic:cNvPicPr>
-                      <a:picLocks noChangeAspect="1" noChangeArrowheads="1"/>
-                    </pic:cNvPicPr>
-                  </pic:nvPicPr>
-                  <pic:blipFill>
-                    <a:blip r:embed="rId31" cstate="none"/>
-                    <a:srcRect/>
-                    <a:stretch>
-                      <a:fillRect/>
-                    </a:stretch>
-                  </pic:blipFill>
-                  <pic:spPr bwMode="auto">
-                    <a:xfrm>
-                      <a:off x="0" y="0"/>
-                      <a:ext cx="5715000" cy="3571875"/>
-                    </a:xfrm>
-                    <a:prstGeom prst="rect">
-                      <a:avLst/>
-                    </a:prstGeom>
-                  </pic:spPr>
-                </pic:pic>
-              </a:graphicData>
-            </a:graphic>
-          </wp:inline>
-        </w:drawing>
-      </w:r>
-    </w:p>
-    <w:tbl>
-      <w:tblPr>
-        <w:tblW w:type="pct" w:w="100%"/>
-        <w:tblBorders>
-          <w:top w:val="single" w:color="auto" w:sz="4"/>
-          <w:left w:val="single" w:color="auto" w:sz="4"/>
-          <w:bottom w:val="single" w:color="auto" w:sz="4"/>
-          <w:right w:val="single" w:color="auto" w:sz="4"/>
-          <w:insideH w:val="single" w:color="auto" w:sz="4"/>
-          <w:insideV w:val="single" w:color="auto" w:sz="4"/>
-        </w:tblBorders>
-      </w:tblPr>
-      <w:tblGrid>
-        <w:gridCol w:w="100"/>
-        <w:gridCol w:w="100"/>
-      </w:tblGrid>
-      <w:tr>
-        <w:tc>
-          <w:tcPr>
-            <w:tcW w:type="pct" w:w="50%"/>
-            <w:tcBorders>
-              <w:top w:val="single" w:color="E5E7EB" w:sz="6"/>
-              <w:left w:val="single" w:color="E5E7EB" w:sz="6"/>
-              <w:bottom w:val="single" w:color="E5E7EB" w:sz="6"/>
-              <w:right w:val="single" w:color="E5E7EB" w:sz="6"/>
-            </w:tcBorders>
-            <w:shd w:fill="F9FAFB" w:color="auto" w:val="clear"/>
-          </w:tcPr>
-          <w:p>
-            <w:pPr>
-              <w:spacing w:after="40" w:before="60"/>
-            </w:pPr>
-            <w:r>
-              <w:rPr>
-                <w:b/>
-                <w:bCs/>
-                <w:caps/>
-                <w:color w:val="6B7280"/>
-                <w:sz w:val="18"/>
-                <w:szCs w:val="18"/>
-              </w:rPr>
-              <w:t xml:space="preserve">Pour qui ?</w:t>
-            </w:r>
-          </w:p>
-          <w:p>
-            <w:pPr>
-              <w:spacing w:after="80" w:before="0"/>
-            </w:pPr>
-            <w:r>
-              <w:rPr>
-                <w:sz w:val="22"/>
-                <w:szCs w:val="22"/>
-              </w:rPr>
-              <w:t xml:space="preserve">Membre premium gérant ses inscriptions avec services enrichis.</w:t>
-            </w:r>
-          </w:p>
-        </w:tc>
-        <w:tc>
-          <w:tcPr>
-            <w:tcW w:type="pct" w:w="50%"/>
-            <w:tcBorders>
-              <w:top w:val="single" w:color="E5E7EB" w:sz="6"/>
-              <w:left w:val="single" w:color="E5E7EB" w:sz="6"/>
-              <w:bottom w:val="single" w:color="E5E7EB" w:sz="6"/>
-              <w:right w:val="single" w:color="E5E7EB" w:sz="6"/>
-            </w:tcBorders>
-            <w:shd w:fill="F9FAFB" w:color="auto" w:val="clear"/>
-          </w:tcPr>
-          <w:p>
-            <w:pPr>
-              <w:spacing w:after="40" w:before="60"/>
-            </w:pPr>
-            <w:r>
-              <w:rPr>
-                <w:b/>
-                <w:bCs/>
-                <w:caps/>
-                <w:color w:val="6B7280"/>
-                <w:sz w:val="18"/>
-                <w:szCs w:val="18"/>
-              </w:rPr>
-              <w:t xml:space="preserve">À quoi ça sert ?</w:t>
-            </w:r>
-          </w:p>
-          <w:p>
-            <w:pPr>
-              <w:spacing w:after="80" w:before="0"/>
-            </w:pPr>
-            <w:r>
-              <w:rPr>
-                <w:sz w:val="22"/>
-                <w:szCs w:val="22"/>
-              </w:rPr>
-              <w:t xml:space="preserve">Suivre, annuler, reporter ou échanger ses inscriptions avec les avantages liés au statut premium.</w:t>
-            </w:r>
-          </w:p>
-        </w:tc>
-      </w:tr>
-    </w:tbl>
-    <w:p>
-      <w:pPr>
-        <w:pStyle w:val="Heading2"/>
-        <w:spacing w:after="120" w:before="240"/>
-      </w:pPr>
-      <w:r>
-        <w:t xml:space="preserve">Avant de commencer</w:t>
-      </w:r>
-    </w:p>
-    <w:p>
-      <w:pPr>
-        <w:pStyle w:val="ListParagraph"/>
-        <w:numPr>
-          <w:ilvl w:val="0"/>
-          <w:numId w:val="1"/>
-        </w:numPr>
-        <w:spacing w:after="40" w:before="40"/>
-      </w:pPr>
-      <w:r>
-        <w:t xml:space="preserve">Session premium active.</w:t>
-      </w:r>
-    </w:p>
-    <w:p>
-      <w:pPr>
-        <w:pStyle w:val="ListParagraph"/>
-        <w:numPr>
-          <w:ilvl w:val="0"/>
-          <w:numId w:val="1"/>
-        </w:numPr>
-        <w:spacing w:after="40" w:before="40"/>
-      </w:pPr>
-      <w:r>
-        <w:t xml:space="preserve">Au moins une inscription liée.</w:t>
-      </w:r>
-    </w:p>
-    <w:p>
-      <w:pPr>
-        <w:pStyle w:val="Heading2"/>
-        <w:spacing w:after="120" w:before="240"/>
-      </w:pPr>
-      <w:r>
-        <w:t xml:space="preserve">Comment faire, étape par étape</w:t>
-      </w:r>
-    </w:p>
-    <w:p>
-      <w:pPr>
-        <w:pStyle w:val="ListParagraph"/>
-        <w:numPr>
-          <w:ilvl w:val="0"/>
-          <w:numId w:val="2"/>
-        </w:numPr>
-        <w:spacing w:after="60" w:before="60"/>
-      </w:pPr>
-      <w:r>
-        <w:t xml:space="preserve">Arrive sur /espace-membre-premium/inscriptions.</w:t>
-      </w:r>
-    </w:p>
-    <w:p>
-      <w:pPr>
-        <w:pStyle w:val="ListParagraph"/>
-        <w:numPr>
-          <w:ilvl w:val="0"/>
-          <w:numId w:val="2"/>
-        </w:numPr>
-        <w:spacing w:after="60" w:before="60"/>
-      </w:pPr>
-      <w:r>
-        <w:t xml:space="preserve">Voit ses inscriptions avec actions étendues (reporter, échanger).</w:t>
-      </w:r>
-    </w:p>
-    <w:p>
-      <w:pPr>
-        <w:pStyle w:val="ListParagraph"/>
-        <w:numPr>
-          <w:ilvl w:val="0"/>
-          <w:numId w:val="2"/>
-        </w:numPr>
-        <w:spacing w:after="60" w:before="60"/>
-      </w:pPr>
-      <w:r>
-        <w:t xml:space="preserve">Pour reporter : sélectionne un autre atelier compatible → mise à jour de l'inscription existante (pas de double annulation/inscription).</w:t>
-      </w:r>
-    </w:p>
-    <w:p>
-      <w:pPr>
-        <w:pStyle w:val="Heading2"/>
-        <w:spacing w:after="120" w:before="240"/>
-      </w:pPr>
-      <w:r>
-        <w:t xml:space="preserve">Cas particuliers</w:t>
-      </w:r>
-    </w:p>
-    <w:p>
-      <w:pPr>
-        <w:pStyle w:val="ListParagraph"/>
-        <w:numPr>
-          <w:ilvl w:val="0"/>
-          <w:numId w:val="1"/>
-        </w:numPr>
-        <w:spacing w:after="40" w:before="40"/>
-      </w:pPr>
-      <w:r>
-        <w:t xml:space="preserve">Annulation jusqu'à 2h avant l'atelier (vs 24h pour standard).</w:t>
-      </w:r>
-    </w:p>
-    <w:p>
-      <w:pPr>
-        <w:pStyle w:val="ListParagraph"/>
-        <w:numPr>
-          <w:ilvl w:val="0"/>
-          <w:numId w:val="1"/>
-        </w:numPr>
-        <w:spacing w:after="40" w:before="40"/>
-      </w:pPr>
-      <w:r>
-        <w:t xml:space="preserve">Échange entre ateliers du même mois sans frais.</w:t>
-      </w:r>
-    </w:p>
-    <w:p>
-      <w:pPr>
-        <w:pStyle w:val="ListParagraph"/>
-        <w:numPr>
-          <w:ilvl w:val="0"/>
-          <w:numId w:val="1"/>
-        </w:numPr>
-        <w:spacing w:after="40" w:before="40"/>
-      </w:pPr>
-      <w:r>
-        <w:t xml:space="preserve">Téléchargement de toutes les factures de l'année en 1 clic (consolidé).</w:t>
-      </w:r>
-    </w:p>
-    <w:p>
-      <w:pPr>
-        <w:pStyle w:val="Heading2"/>
-        <w:spacing w:after="120" w:before="240"/>
-      </w:pPr>
-      <w:r>
-        <w:t xml:space="preserve">Bon à savoir</w:t>
-      </w:r>
-    </w:p>
-    <w:p>
-      <w:pPr>
-        <w:pBdr>
-          <w:left w:val="single" w:color="EAB308" w:sz="18" w:space="6"/>
-        </w:pBdr>
-        <w:shd w:fill="FEFCE8" w:color="auto" w:val="clear"/>
-        <w:spacing w:after="60" w:before="60"/>
-        <w:ind w:left="360"/>
-      </w:pPr>
-      <w:r>
-        <w:t xml:space="preserve">Service premium : annulation tardive (jusqu'à 2h avant), échange sans frais, factures consolidées.</w:t>
-      </w:r>
-    </w:p>
-    <w:p>
-      <w:pPr>
-        <w:pBdr>
-          <w:left w:val="single" w:color="EAB308" w:sz="18" w:space="6"/>
-        </w:pBdr>
-        <w:shd w:fill="FEFCE8" w:color="auto" w:val="clear"/>
-        <w:spacing w:after="60" w:before="60"/>
-        <w:ind w:left="360"/>
-      </w:pPr>
-      <w:r>
-        <w:t xml:space="preserve">Limite : 3 reports par mois, au-delà retour aux conditions standard.</w:t>
-      </w:r>
-    </w:p>
-    <w:p>
-      <w:pPr>
-        <w:pBdr>
-          <w:left w:val="single" w:color="EAB308" w:sz="18" w:space="6"/>
-        </w:pBdr>
-        <w:shd w:fill="FEFCE8" w:color="auto" w:val="clear"/>
-        <w:spacing w:after="60" w:before="60"/>
-        <w:ind w:left="360"/>
-      </w:pPr>
-      <w:r>
-        <w:t xml:space="preserve">Toutes les transitions sont loguées pour audit.</w:t>
-      </w:r>
-    </w:p>
-    <w:p>
-      <w:pPr>
-        <w:pStyle w:val="Heading2"/>
-        <w:spacing w:after="120" w:before="240"/>
-      </w:pPr>
-      <w:r>
-        <w:t xml:space="preserve">À la fin</w:t>
-      </w:r>
-    </w:p>
-    <w:p>
-      <w:pPr>
-        <w:pBdr>
-          <w:left w:val="single" w:color="10B981" w:sz="24" w:space="8"/>
-        </w:pBdr>
-        <w:shd w:fill="ECFDF5" w:color="auto" w:val="clear"/>
-        <w:spacing w:after="120" w:before="80"/>
-        <w:ind w:left="240"/>
-      </w:pPr>
-      <w:r>
-        <w:t xml:space="preserve">Inscription mise à jour ; éventuel email de confirmation au nouvel atelier.</w:t>
-      </w:r>
-    </w:p>
-    <w:p>
-      <w:r>
-        <w:br w:type="page"/>
-      </w:r>
-    </w:p>
-    <w:p>
-      <w:pPr>
-        <w:pStyle w:val="Heading1"/>
-        <w:spacing w:after="120" w:before="240"/>
-      </w:pPr>
-      <w:r>
-        <w:rPr>
-          <w:b/>
-          <w:bCs/>
-        </w:rPr>
-        <w:t xml:space="preserve">26. Premium · Magazine</w:t>
-      </w:r>
-    </w:p>
-    <w:p>
-      <w:pPr>
-        <w:spacing w:after="120" w:before="0"/>
-      </w:pPr>
-      <w:r>
-        <w:rPr>
-          <w:color w:val="6B7280"/>
-          <w:sz w:val="18"/>
-          <w:szCs w:val="18"/>
-        </w:rPr>
-        <w:t xml:space="preserve">Espace membre premium (rôle membre_premium)  ·  </w:t>
-      </w:r>
-      <w:r>
-        <w:rPr>
-          <w:rFonts w:ascii="Consolas" w:cs="Consolas" w:eastAsia="Consolas" w:hAnsi="Consolas"/>
-          <w:color w:val="4338CA"/>
-          <w:sz w:val="18"/>
-          <w:szCs w:val="18"/>
-        </w:rPr>
-        <w:t xml:space="preserve">/espace-membre-premium/magazine</w:t>
-      </w:r>
-    </w:p>
-    <w:p>
-      <w:pPr>
-        <w:spacing w:after="200" w:before="0"/>
-      </w:pPr>
-      <w:r>
-        <w:rPr>
-          <w:i/>
-          <w:iCs/>
-          <w:sz w:val="20"/>
-          <w:szCs w:val="20"/>
-        </w:rPr>
-        <w:t xml:space="preserve">Magazine premium : articles bonus, archives complètes, formats enrichis.</w:t>
-      </w:r>
-    </w:p>
-    <w:p>
-      <w:pPr>
-        <w:spacing w:after="200" w:before="0"/>
-        <w:jc w:val="center"/>
-      </w:pPr>
-      <w:r>
-        <w:drawing>
-          <wp:inline distT="0" distB="0" distL="0" distR="0">
-            <wp:extent cx="5715000" cy="3695700"/>
-            <wp:effectExtent t="0" r="0" b="0" l="0"/>
-            <wp:docPr id="1" name="" descr="" title=""/>
-            <wp:cNvGraphicFramePr>
-              <a:graphicFrameLocks xmlns:a="http://schemas.openxmlformats.org/drawingml/2006/main" noChangeAspect="1"/>
-            </wp:cNvGraphicFramePr>
-            <a:graphic xmlns:a="http://schemas.openxmlformats.org/drawingml/2006/main">
-              <a:graphicData uri="http://schemas.openxmlformats.org/drawingml/2006/picture">
-                <pic:pic xmlns:pic="http://schemas.openxmlformats.org/drawingml/2006/picture">
-                  <pic:nvPicPr>
-                    <pic:cNvPr id="0" name="" descr=""/>
-                    <pic:cNvPicPr>
-                      <a:picLocks noChangeAspect="1" noChangeArrowheads="1"/>
-                    </pic:cNvPicPr>
-                  </pic:nvPicPr>
-                  <pic:blipFill>
-                    <a:blip r:embed="rId32" cstate="none"/>
-                    <a:srcRect/>
-                    <a:stretch>
-                      <a:fillRect/>
-                    </a:stretch>
-                  </pic:blipFill>
-                  <pic:spPr bwMode="auto">
-                    <a:xfrm>
-                      <a:off x="0" y="0"/>
-                      <a:ext cx="5715000" cy="3695700"/>
-                    </a:xfrm>
-                    <a:prstGeom prst="rect">
-                      <a:avLst/>
-                    </a:prstGeom>
-                  </pic:spPr>
-                </pic:pic>
-              </a:graphicData>
-            </a:graphic>
-          </wp:inline>
-        </w:drawing>
-      </w:r>
-    </w:p>
-    <w:tbl>
-      <w:tblPr>
-        <w:tblW w:type="pct" w:w="100%"/>
-        <w:tblBorders>
-          <w:top w:val="single" w:color="auto" w:sz="4"/>
-          <w:left w:val="single" w:color="auto" w:sz="4"/>
-          <w:bottom w:val="single" w:color="auto" w:sz="4"/>
-          <w:right w:val="single" w:color="auto" w:sz="4"/>
-          <w:insideH w:val="single" w:color="auto" w:sz="4"/>
-          <w:insideV w:val="single" w:color="auto" w:sz="4"/>
-        </w:tblBorders>
-      </w:tblPr>
-      <w:tblGrid>
-        <w:gridCol w:w="100"/>
-        <w:gridCol w:w="100"/>
-      </w:tblGrid>
-      <w:tr>
-        <w:tc>
-          <w:tcPr>
-            <w:tcW w:type="pct" w:w="50%"/>
-            <w:tcBorders>
-              <w:top w:val="single" w:color="E5E7EB" w:sz="6"/>
-              <w:left w:val="single" w:color="E5E7EB" w:sz="6"/>
-              <w:bottom w:val="single" w:color="E5E7EB" w:sz="6"/>
-              <w:right w:val="single" w:color="E5E7EB" w:sz="6"/>
-            </w:tcBorders>
-            <w:shd w:fill="F9FAFB" w:color="auto" w:val="clear"/>
-          </w:tcPr>
-          <w:p>
-            <w:pPr>
-              <w:spacing w:after="40" w:before="60"/>
-            </w:pPr>
-            <w:r>
-              <w:rPr>
-                <w:b/>
-                <w:bCs/>
-                <w:caps/>
-                <w:color w:val="6B7280"/>
-                <w:sz w:val="18"/>
-                <w:szCs w:val="18"/>
-              </w:rPr>
-              <w:t xml:space="preserve">Pour qui ?</w:t>
-            </w:r>
-          </w:p>
-          <w:p>
-            <w:pPr>
-              <w:spacing w:after="80" w:before="0"/>
-            </w:pPr>
-            <w:r>
-              <w:rPr>
-                <w:sz w:val="22"/>
-                <w:szCs w:val="22"/>
-              </w:rPr>
-              <w:t xml:space="preserve">Membre premium accédant aux contenus éditoriaux enrichis.</w:t>
-            </w:r>
-          </w:p>
-        </w:tc>
-        <w:tc>
-          <w:tcPr>
-            <w:tcW w:type="pct" w:w="50%"/>
-            <w:tcBorders>
-              <w:top w:val="single" w:color="E5E7EB" w:sz="6"/>
-              <w:left w:val="single" w:color="E5E7EB" w:sz="6"/>
-              <w:bottom w:val="single" w:color="E5E7EB" w:sz="6"/>
-              <w:right w:val="single" w:color="E5E7EB" w:sz="6"/>
-            </w:tcBorders>
-            <w:shd w:fill="F9FAFB" w:color="auto" w:val="clear"/>
-          </w:tcPr>
-          <w:p>
-            <w:pPr>
-              <w:spacing w:after="40" w:before="60"/>
-            </w:pPr>
-            <w:r>
-              <w:rPr>
-                <w:b/>
-                <w:bCs/>
-                <w:caps/>
-                <w:color w:val="6B7280"/>
-                <w:sz w:val="18"/>
-                <w:szCs w:val="18"/>
-              </w:rPr>
-              <w:t xml:space="preserve">À quoi ça sert ?</w:t>
-            </w:r>
-          </w:p>
-          <w:p>
-            <w:pPr>
-              <w:spacing w:after="80" w:before="0"/>
-            </w:pPr>
-            <w:r>
-              <w:rPr>
-                <w:sz w:val="22"/>
-                <w:szCs w:val="22"/>
-              </w:rPr>
-              <w:t xml:space="preserve">Profiter de contenus exclusifs (articles, vidéos, podcasts) en complément du magazine standard.</w:t>
-            </w:r>
-          </w:p>
-        </w:tc>
-      </w:tr>
-    </w:tbl>
-    <w:p>
-      <w:pPr>
-        <w:pStyle w:val="Heading2"/>
-        <w:spacing w:after="120" w:before="240"/>
-      </w:pPr>
-      <w:r>
-        <w:t xml:space="preserve">Avant de commencer</w:t>
-      </w:r>
-    </w:p>
-    <w:p>
-      <w:pPr>
-        <w:pStyle w:val="ListParagraph"/>
-        <w:numPr>
-          <w:ilvl w:val="0"/>
-          <w:numId w:val="1"/>
-        </w:numPr>
-        <w:spacing w:after="40" w:before="40"/>
-      </w:pPr>
-      <w:r>
-        <w:t xml:space="preserve">Session premium active.</w:t>
-      </w:r>
-    </w:p>
-    <w:p>
-      <w:pPr>
-        <w:pStyle w:val="ListParagraph"/>
-        <w:numPr>
-          <w:ilvl w:val="0"/>
-          <w:numId w:val="1"/>
-        </w:numPr>
-        <w:spacing w:after="40" w:before="40"/>
-      </w:pPr>
-      <w:r>
-        <w:t xml:space="preserve">Magazine en ligne et bonus premium disponibles dans Storage.</w:t>
-      </w:r>
-    </w:p>
-    <w:p>
-      <w:pPr>
-        <w:pStyle w:val="Heading2"/>
-        <w:spacing w:after="120" w:before="240"/>
-      </w:pPr>
-      <w:r>
-        <w:t xml:space="preserve">Comment faire, étape par étape</w:t>
-      </w:r>
-    </w:p>
-    <w:p>
-      <w:pPr>
-        <w:pStyle w:val="ListParagraph"/>
-        <w:numPr>
-          <w:ilvl w:val="0"/>
-          <w:numId w:val="2"/>
-        </w:numPr>
-        <w:spacing w:after="60" w:before="60"/>
-      </w:pPr>
-      <w:r>
-        <w:t xml:space="preserve">Arrive sur /espace-membre-premium/magazine.</w:t>
-      </w:r>
-    </w:p>
-    <w:p>
-      <w:pPr>
-        <w:pStyle w:val="ListParagraph"/>
-        <w:numPr>
-          <w:ilvl w:val="0"/>
-          <w:numId w:val="2"/>
-        </w:numPr>
-        <w:spacing w:after="60" w:before="60"/>
-      </w:pPr>
-      <w:r>
-        <w:t xml:space="preserve">Voit le numéro courant + section bonus premium dédiée.</w:t>
-      </w:r>
-    </w:p>
-    <w:p>
-      <w:pPr>
-        <w:pStyle w:val="ListParagraph"/>
-        <w:numPr>
-          <w:ilvl w:val="0"/>
-          <w:numId w:val="2"/>
-        </w:numPr>
-        <w:spacing w:after="60" w:before="60"/>
-      </w:pPr>
-      <w:r>
-        <w:t xml:space="preserve">Lit en ligne ou télécharge selon le format.</w:t>
-      </w:r>
-    </w:p>
-    <w:p>
-      <w:pPr>
-        <w:pStyle w:val="Heading2"/>
-        <w:spacing w:after="120" w:before="240"/>
-      </w:pPr>
-      <w:r>
-        <w:t xml:space="preserve">Cas particuliers</w:t>
-      </w:r>
-    </w:p>
-    <w:p>
-      <w:pPr>
-        <w:pStyle w:val="ListParagraph"/>
-        <w:numPr>
-          <w:ilvl w:val="0"/>
-          <w:numId w:val="1"/>
-        </w:numPr>
-        <w:spacing w:after="40" w:before="40"/>
-      </w:pPr>
-      <w:r>
-        <w:t xml:space="preserve">Membre standard tente d'accéder à l'URL → redirection vers /espace-membre/magazine.</w:t>
-      </w:r>
-    </w:p>
-    <w:p>
-      <w:pPr>
-        <w:pStyle w:val="ListParagraph"/>
-        <w:numPr>
-          <w:ilvl w:val="0"/>
-          <w:numId w:val="1"/>
-        </w:numPr>
-        <w:spacing w:after="40" w:before="40"/>
-      </w:pPr>
-      <w:r>
-        <w:t xml:space="preserve">Bonus pas encore publié → message d'attente.</w:t>
-      </w:r>
-    </w:p>
-    <w:p>
-      <w:pPr>
-        <w:pStyle w:val="ListParagraph"/>
-        <w:numPr>
-          <w:ilvl w:val="0"/>
-          <w:numId w:val="1"/>
-        </w:numPr>
-        <w:spacing w:after="40" w:before="40"/>
-      </w:pPr>
-      <w:r>
-        <w:t xml:space="preserve">Archive demandée → accès illimité aux anciens numéros depuis le début de l'abonnement.</w:t>
-      </w:r>
-    </w:p>
-    <w:p>
-      <w:pPr>
-        <w:pStyle w:val="Heading2"/>
-        <w:spacing w:after="120" w:before="240"/>
-      </w:pPr>
-      <w:r>
-        <w:t xml:space="preserve">Bon à savoir</w:t>
-      </w:r>
-    </w:p>
-    <w:p>
-      <w:pPr>
-        <w:pBdr>
-          <w:left w:val="single" w:color="EAB308" w:sz="18" w:space="6"/>
-        </w:pBdr>
-        <w:shd w:fill="FEFCE8" w:color="auto" w:val="clear"/>
-        <w:spacing w:after="60" w:before="60"/>
-        <w:ind w:left="360"/>
-      </w:pPr>
-      <w:r>
-        <w:t xml:space="preserve">Bucket Storage `magazine_premium` accessible uniquement aux rôles `membre_premium` (RLS).</w:t>
-      </w:r>
-    </w:p>
-    <w:p>
-      <w:pPr>
-        <w:pBdr>
-          <w:left w:val="single" w:color="EAB308" w:sz="18" w:space="6"/>
-        </w:pBdr>
-        <w:shd w:fill="FEFCE8" w:color="auto" w:val="clear"/>
-        <w:spacing w:after="60" w:before="60"/>
-        <w:ind w:left="360"/>
-      </w:pPr>
-      <w:r>
-        <w:t xml:space="preserve">Signed URL valable 1h pour chaque ressource.</w:t>
-      </w:r>
-    </w:p>
-    <w:p>
-      <w:pPr>
-        <w:pBdr>
-          <w:left w:val="single" w:color="EAB308" w:sz="18" w:space="6"/>
-        </w:pBdr>
-        <w:shd w:fill="FEFCE8" w:color="auto" w:val="clear"/>
-        <w:spacing w:after="60" w:before="60"/>
-        <w:ind w:left="360"/>
-      </w:pPr>
-      <w:r>
-        <w:t xml:space="preserve">Format autorisé : PDF, MP4 (vidéo), MP3 (podcast).</w:t>
-      </w:r>
-    </w:p>
-    <w:p>
-      <w:pPr>
-        <w:pStyle w:val="Heading2"/>
-        <w:spacing w:after="120" w:before="240"/>
-      </w:pPr>
-      <w:r>
-        <w:t xml:space="preserve">À la fin</w:t>
-      </w:r>
-    </w:p>
-    <w:p>
-      <w:pPr>
-        <w:pBdr>
-          <w:left w:val="single" w:color="10B981" w:sz="24" w:space="8"/>
-        </w:pBdr>
-        <w:shd w:fill="ECFDF5" w:color="auto" w:val="clear"/>
-        <w:spacing w:after="120" w:before="80"/>
-        <w:ind w:left="240"/>
-      </w:pPr>
-      <w:r>
-        <w:t xml:space="preserve">Contenu premium consulté ou téléchargé ; signed URL expirée après 1h.</w:t>
-      </w:r>
-    </w:p>
-    <w:p>
-      <w:r>
-        <w:br w:type="page"/>
-      </w:r>
-    </w:p>
-    <w:p>
-      <w:pPr>
-        <w:pStyle w:val="Heading1"/>
-        <w:spacing w:after="120" w:before="240"/>
-      </w:pPr>
-      <w:r>
-        <w:rPr>
-          <w:b/>
-          <w:bCs/>
-        </w:rPr>
-        <w:t xml:space="preserve">27. Premium · Mon compte</w:t>
-      </w:r>
-    </w:p>
-    <w:p>
-      <w:pPr>
-        <w:spacing w:after="120" w:before="0"/>
-      </w:pPr>
-      <w:r>
-        <w:rPr>
-          <w:color w:val="6B7280"/>
-          <w:sz w:val="18"/>
-          <w:szCs w:val="18"/>
-        </w:rPr>
-        <w:t xml:space="preserve">Espace membre premium (rôle membre_premium)  ·  </w:t>
-      </w:r>
-      <w:r>
-        <w:rPr>
-          <w:rFonts w:ascii="Consolas" w:cs="Consolas" w:eastAsia="Consolas" w:hAnsi="Consolas"/>
-          <w:color w:val="4338CA"/>
-          <w:sz w:val="18"/>
-          <w:szCs w:val="18"/>
-        </w:rPr>
-        <w:t xml:space="preserve">/espace-membre-premium/mon-compte</w:t>
-      </w:r>
-    </w:p>
-    <w:p>
-      <w:pPr>
-        <w:spacing w:after="200" w:before="0"/>
-      </w:pPr>
-      <w:r>
-        <w:rPr>
-          <w:i/>
-          <w:iCs/>
-          <w:sz w:val="20"/>
-          <w:szCs w:val="20"/>
-        </w:rPr>
-        <w:t xml:space="preserve">Paramètres personnels de la membre premium, avec gestion d'abonnement.</w:t>
-      </w:r>
-    </w:p>
-    <w:p>
-      <w:pPr>
-        <w:spacing w:after="200" w:before="0"/>
-        <w:jc w:val="center"/>
-      </w:pPr>
-      <w:r>
-        <w:drawing>
-          <wp:inline distT="0" distB="0" distL="0" distR="0">
-            <wp:extent cx="5715000" cy="6238875"/>
-            <wp:effectExtent t="0" r="0" b="0" l="0"/>
-            <wp:docPr id="1" name="" descr="" title=""/>
-            <wp:cNvGraphicFramePr>
-              <a:graphicFrameLocks xmlns:a="http://schemas.openxmlformats.org/drawingml/2006/main" noChangeAspect="1"/>
-            </wp:cNvGraphicFramePr>
-            <a:graphic xmlns:a="http://schemas.openxmlformats.org/drawingml/2006/main">
-              <a:graphicData uri="http://schemas.openxmlformats.org/drawingml/2006/picture">
-                <pic:pic xmlns:pic="http://schemas.openxmlformats.org/drawingml/2006/picture">
-                  <pic:nvPicPr>
-                    <pic:cNvPr id="0" name="" descr=""/>
-                    <pic:cNvPicPr>
-                      <a:picLocks noChangeAspect="1" noChangeArrowheads="1"/>
-                    </pic:cNvPicPr>
-                  </pic:nvPicPr>
-                  <pic:blipFill>
-                    <a:blip r:embed="rId33" cstate="none"/>
-                    <a:srcRect/>
-                    <a:stretch>
-                      <a:fillRect/>
-                    </a:stretch>
-                  </pic:blipFill>
-                  <pic:spPr bwMode="auto">
-                    <a:xfrm>
-                      <a:off x="0" y="0"/>
-                      <a:ext cx="5715000" cy="6238875"/>
-                    </a:xfrm>
-                    <a:prstGeom prst="rect">
-                      <a:avLst/>
-                    </a:prstGeom>
-                  </pic:spPr>
-                </pic:pic>
-              </a:graphicData>
-            </a:graphic>
-          </wp:inline>
-        </w:drawing>
-      </w:r>
-    </w:p>
-    <w:tbl>
-      <w:tblPr>
-        <w:tblW w:type="pct" w:w="100%"/>
-        <w:tblBorders>
-          <w:top w:val="single" w:color="auto" w:sz="4"/>
-          <w:left w:val="single" w:color="auto" w:sz="4"/>
-          <w:bottom w:val="single" w:color="auto" w:sz="4"/>
-          <w:right w:val="single" w:color="auto" w:sz="4"/>
-          <w:insideH w:val="single" w:color="auto" w:sz="4"/>
-          <w:insideV w:val="single" w:color="auto" w:sz="4"/>
-        </w:tblBorders>
-      </w:tblPr>
-      <w:tblGrid>
-        <w:gridCol w:w="100"/>
-        <w:gridCol w:w="100"/>
-      </w:tblGrid>
-      <w:tr>
-        <w:tc>
-          <w:tcPr>
-            <w:tcW w:type="pct" w:w="50%"/>
-            <w:tcBorders>
-              <w:top w:val="single" w:color="E5E7EB" w:sz="6"/>
-              <w:left w:val="single" w:color="E5E7EB" w:sz="6"/>
-              <w:bottom w:val="single" w:color="E5E7EB" w:sz="6"/>
-              <w:right w:val="single" w:color="E5E7EB" w:sz="6"/>
-            </w:tcBorders>
-            <w:shd w:fill="F9FAFB" w:color="auto" w:val="clear"/>
-          </w:tcPr>
-          <w:p>
-            <w:pPr>
-              <w:spacing w:after="40" w:before="60"/>
-            </w:pPr>
-            <w:r>
-              <w:rPr>
-                <w:b/>
-                <w:bCs/>
-                <w:caps/>
-                <w:color w:val="6B7280"/>
-                <w:sz w:val="18"/>
-                <w:szCs w:val="18"/>
-              </w:rPr>
-              <w:t xml:space="preserve">Pour qui ?</w:t>
-            </w:r>
-          </w:p>
-          <w:p>
-            <w:pPr>
-              <w:spacing w:after="80" w:before="0"/>
-            </w:pPr>
-            <w:r>
-              <w:rPr>
-                <w:sz w:val="22"/>
-                <w:szCs w:val="22"/>
-              </w:rPr>
-              <w:t xml:space="preserve">Membre premium gérant son profil et son abonnement.</w:t>
-            </w:r>
-          </w:p>
-        </w:tc>
-        <w:tc>
-          <w:tcPr>
-            <w:tcW w:type="pct" w:w="50%"/>
-            <w:tcBorders>
-              <w:top w:val="single" w:color="E5E7EB" w:sz="6"/>
-              <w:left w:val="single" w:color="E5E7EB" w:sz="6"/>
-              <w:bottom w:val="single" w:color="E5E7EB" w:sz="6"/>
-              <w:right w:val="single" w:color="E5E7EB" w:sz="6"/>
-            </w:tcBorders>
-            <w:shd w:fill="F9FAFB" w:color="auto" w:val="clear"/>
-          </w:tcPr>
-          <w:p>
-            <w:pPr>
-              <w:spacing w:after="40" w:before="60"/>
-            </w:pPr>
-            <w:r>
-              <w:rPr>
-                <w:b/>
-                <w:bCs/>
-                <w:caps/>
-                <w:color w:val="6B7280"/>
-                <w:sz w:val="18"/>
-                <w:szCs w:val="18"/>
-              </w:rPr>
-              <w:t xml:space="preserve">À quoi ça sert ?</w:t>
-            </w:r>
-          </w:p>
-          <w:p>
-            <w:pPr>
-              <w:spacing w:after="80" w:before="0"/>
-            </w:pPr>
-            <w:r>
-              <w:rPr>
-                <w:sz w:val="22"/>
-                <w:szCs w:val="22"/>
-              </w:rPr>
-              <w:t xml:space="preserve">Mettre à jour son profil, gérer son abonnement (renouvellement, résiliation), consulter et télécharger ses factures.</w:t>
-            </w:r>
-          </w:p>
-        </w:tc>
-      </w:tr>
-    </w:tbl>
-    <w:p>
-      <w:pPr>
-        <w:pStyle w:val="Heading2"/>
-        <w:spacing w:after="120" w:before="240"/>
-      </w:pPr>
-      <w:r>
-        <w:t xml:space="preserve">Avant de commencer</w:t>
-      </w:r>
-    </w:p>
-    <w:p>
-      <w:pPr>
-        <w:pStyle w:val="ListParagraph"/>
-        <w:numPr>
-          <w:ilvl w:val="0"/>
-          <w:numId w:val="1"/>
-        </w:numPr>
-        <w:spacing w:after="40" w:before="40"/>
-      </w:pPr>
-      <w:r>
-        <w:t xml:space="preserve">Session premium active.</w:t>
-      </w:r>
-    </w:p>
-    <w:p>
-      <w:pPr>
-        <w:pStyle w:val="ListParagraph"/>
-        <w:numPr>
-          <w:ilvl w:val="0"/>
-          <w:numId w:val="1"/>
-        </w:numPr>
-        <w:spacing w:after="40" w:before="40"/>
-      </w:pPr>
-      <w:r>
-        <w:t xml:space="preserve">Au moins un cycle d'abonnement enregistré.</w:t>
-      </w:r>
-    </w:p>
-    <w:p>
-      <w:pPr>
-        <w:pStyle w:val="Heading2"/>
-        <w:spacing w:after="120" w:before="240"/>
-      </w:pPr>
-      <w:r>
-        <w:t xml:space="preserve">Comment faire, étape par étape</w:t>
-      </w:r>
-    </w:p>
-    <w:p>
-      <w:pPr>
-        <w:pStyle w:val="ListParagraph"/>
-        <w:numPr>
-          <w:ilvl w:val="0"/>
-          <w:numId w:val="2"/>
-        </w:numPr>
-        <w:spacing w:after="60" w:before="60"/>
-      </w:pPr>
-      <w:r>
-        <w:t xml:space="preserve">Arrive sur /espace-membre-premium/mon-compte.</w:t>
-      </w:r>
-    </w:p>
-    <w:p>
-      <w:pPr>
-        <w:pStyle w:val="ListParagraph"/>
-        <w:numPr>
-          <w:ilvl w:val="0"/>
-          <w:numId w:val="2"/>
-        </w:numPr>
-        <w:spacing w:after="60" w:before="60"/>
-      </w:pPr>
-      <w:r>
-        <w:t xml:space="preserve">Voit son profil + bloc abonnement (date de fin, montant, prochain prélèvement).</w:t>
-      </w:r>
-    </w:p>
-    <w:p>
-      <w:pPr>
-        <w:pStyle w:val="ListParagraph"/>
-        <w:numPr>
-          <w:ilvl w:val="0"/>
-          <w:numId w:val="2"/>
-        </w:numPr>
-        <w:spacing w:after="60" w:before="60"/>
-      </w:pPr>
-      <w:r>
-        <w:t xml:space="preserve">Modifie son profil ou télécharge ses factures.</w:t>
-      </w:r>
-    </w:p>
-    <w:p>
-      <w:pPr>
-        <w:pStyle w:val="Heading2"/>
-        <w:spacing w:after="120" w:before="240"/>
-      </w:pPr>
-      <w:r>
-        <w:t xml:space="preserve">Cas particuliers</w:t>
-      </w:r>
-    </w:p>
-    <w:p>
-      <w:pPr>
-        <w:pStyle w:val="ListParagraph"/>
-        <w:numPr>
-          <w:ilvl w:val="0"/>
-          <w:numId w:val="1"/>
-        </w:numPr>
-        <w:spacing w:after="40" w:before="40"/>
-      </w:pPr>
-      <w:r>
-        <w:t xml:space="preserve">Résiliation → modale de confirmation détaillée (date d'effet, conséquences sur les inscriptions futures).</w:t>
-      </w:r>
-    </w:p>
-    <w:p>
-      <w:pPr>
-        <w:pStyle w:val="ListParagraph"/>
-        <w:numPr>
-          <w:ilvl w:val="0"/>
-          <w:numId w:val="1"/>
-        </w:numPr>
-        <w:spacing w:after="40" w:before="40"/>
-      </w:pPr>
-      <w:r>
-        <w:t xml:space="preserve">Renouvellement automatique en panne (paiement refusé) → toast d'alerte + redirection vers /paiement.</w:t>
-      </w:r>
-    </w:p>
-    <w:p>
-      <w:pPr>
-        <w:pStyle w:val="ListParagraph"/>
-        <w:numPr>
-          <w:ilvl w:val="0"/>
-          <w:numId w:val="1"/>
-        </w:numPr>
-        <w:spacing w:after="40" w:before="40"/>
-      </w:pPr>
-      <w:r>
-        <w:t xml:space="preserve">Bascule en standard → confirmation, prise d'effet à la fin de la période payée.</w:t>
-      </w:r>
-    </w:p>
-    <w:p>
-      <w:pPr>
-        <w:pStyle w:val="Heading2"/>
-        <w:spacing w:after="120" w:before="240"/>
-      </w:pPr>
-      <w:r>
-        <w:t xml:space="preserve">Bon à savoir</w:t>
-      </w:r>
-    </w:p>
-    <w:p>
-      <w:pPr>
-        <w:pBdr>
-          <w:left w:val="single" w:color="EAB308" w:sz="18" w:space="6"/>
-        </w:pBdr>
-        <w:shd w:fill="FEFCE8" w:color="auto" w:val="clear"/>
-        <w:spacing w:after="60" w:before="60"/>
-        <w:ind w:left="360"/>
-      </w:pPr>
-      <w:r>
-        <w:t xml:space="preserve">Le rôle `membre_premium` est lié à un abonnement actif (table `abonnements` ou champs `debut_abonnement`/`fin_abonnement`).</w:t>
-      </w:r>
-    </w:p>
-    <w:p>
-      <w:pPr>
-        <w:pBdr>
-          <w:left w:val="single" w:color="EAB308" w:sz="18" w:space="6"/>
-        </w:pBdr>
-        <w:shd w:fill="FEFCE8" w:color="auto" w:val="clear"/>
-        <w:spacing w:after="60" w:before="60"/>
-        <w:ind w:left="360"/>
-      </w:pPr>
-      <w:r>
-        <w:t xml:space="preserve">À l'expiration sans renouvellement, le rôle bascule automatiquement en `membre`.</w:t>
-      </w:r>
-    </w:p>
-    <w:p>
-      <w:pPr>
-        <w:pBdr>
-          <w:left w:val="single" w:color="EAB308" w:sz="18" w:space="6"/>
-        </w:pBdr>
-        <w:shd w:fill="FEFCE8" w:color="auto" w:val="clear"/>
-        <w:spacing w:after="60" w:before="60"/>
-        <w:ind w:left="360"/>
-      </w:pPr>
-      <w:r>
-        <w:t xml:space="preserve">Les factures sont stockées dans Storage privé `factures` (RLS strict).</w:t>
-      </w:r>
-    </w:p>
-    <w:p>
-      <w:pPr>
-        <w:pStyle w:val="Heading2"/>
-        <w:spacing w:after="120" w:before="240"/>
-      </w:pPr>
-      <w:r>
-        <w:t xml:space="preserve">À la fin</w:t>
-      </w:r>
-    </w:p>
-    <w:p>
-      <w:pPr>
-        <w:pBdr>
-          <w:left w:val="single" w:color="10B981" w:sz="24" w:space="8"/>
-        </w:pBdr>
-        <w:shd w:fill="ECFDF5" w:color="auto" w:val="clear"/>
-        <w:spacing w:after="120" w:before="80"/>
-        <w:ind w:left="240"/>
-      </w:pPr>
-      <w:r>
-        <w:t xml:space="preserve">Profil ou abonnement mis à jour ; éventuelle confirmation par email pour les changements critiques.</w:t>
       </w:r>
     </w:p>
     <w:sectPr>
